--- a/engine/swdy_study/SWDY_Bibliography_10-09-2026.docx
+++ b/engine/swdy_study/SWDY_Bibliography_10-09-2026.docx
@@ -1514,7 +1514,7 @@
                 <w:color w:val="1C3A36"/>
                 <w:sz w:val="15"/>
               </w:rPr>
-              <w:t>2,139.4</w:t>
+              <w:t>2,140.8</w:t>
             </w:r>
           </w:p>
         </w:tc>
@@ -1531,7 +1531,7 @@
                 <w:color w:val="1C3A36"/>
                 <w:sz w:val="15"/>
               </w:rPr>
-              <w:t>2026-05-19</w:t>
+              <w:t>2025-12-31</w:t>
             </w:r>
           </w:p>
         </w:tc>
@@ -1548,7 +1548,7 @@
                 <w:color w:val="1C3A36"/>
                 <w:sz w:val="15"/>
               </w:rPr>
-              <w:t>Issued and paid-up capital: 2,139,355,716 shares of EGP 1 par value. CORRECTED 10-Sep-2026. The audited FY2025 statements and the Q1-2026 interim both show 2,140,777,876, and this study divided by that figure -- but the extraordinary general assembly of 19 May 2026 approved reducing the issued capital by CANCELLING the 1,422,160 incentive-scheme shares, taking issued capital from EGP 2,140,777,876 to EGP 2,139,355,716. Both filings this study cited PREDATE that assembly. THE STUDY ALREADY KNEW THE NUMBER: its own earnings-per-share reconciliation divides by a weighted-average 2,139,355,716, described there as issued less the 1,422,160 shares issued not granted, and its FY2024 dividend entry reconciles to EXACTLY EGP 1.00 a share on the same count. One fact under two names, and the valuation was dividing by the one that had ceased to exist four months before the strike</w:t>
+              <w:t>Issued and paid-up capital: 2,140,777,876 shares of EGP 1 par value, as stated on the face of the audited FY2025 balance sheet, in the Q1-2026 interim, and on the company's own investor page as issued, paid-up and listed capital. NOTE 39'S 2,139,355,716 IS NOT THIS FIGURE AND IS NOT A CAPITAL REDUCTION: it is the IAS 33 weighted-average denominator, issued capital less the 1,422,160 shares issued under the incentive scheme and not granted, which are excluded from earnings per share because they are not yet outstanding for that purpose. The shares exist. A 10-September pass read the one convention as the other and cut the count, citing an extraordinary general assembly of 19 May 2026 that appears on no filing in the company's own regulatory-filings index -- which lists every general-assembly resolution from 2012 to 2025 and nothing in 2026</w:t>
             </w:r>
           </w:p>
         </w:tc>

--- a/engine/swdy_study/SWDY_Bibliography_10-09-2026.docx
+++ b/engine/swdy_study/SWDY_Bibliography_10-09-2026.docx
@@ -1374,7 +1374,7 @@
           <w:color w:val="1C3A36"/>
           <w:sz w:val="22"/>
         </w:rPr>
-        <w:t>Company layer — 167 inputs</w:t>
+        <w:t>Company layer — 168 inputs</w:t>
       </w:r>
     </w:p>
     <w:tbl>
@@ -13169,6 +13169,76 @@
                 <w:sz w:val="15"/>
               </w:rPr>
               <w:t>Q1-2026 reviewed interim consolidated statements: the disclosed weighted average interest rate on Egyptian-pound borrowings</w:t>
+            </w:r>
+          </w:p>
+        </w:tc>
+      </w:tr>
+      <w:tr>
+        <w:tc>
+          <w:tcPr>
+            <w:tcW w:type="dxa" w:w="1656"/>
+          </w:tcPr>
+          <w:p>
+            <w:pPr>
+              <w:spacing w:after="20"/>
+            </w:pPr>
+            <w:r>
+              <w:rPr>
+                <w:color w:val="1C3A36"/>
+                <w:sz w:val="15"/>
+              </w:rPr>
+              <w:t>kd hard q1 26</w:t>
+            </w:r>
+          </w:p>
+        </w:tc>
+        <w:tc>
+          <w:tcPr>
+            <w:tcW w:type="dxa" w:w="1368"/>
+          </w:tcPr>
+          <w:p>
+            <w:pPr>
+              <w:spacing w:after="20"/>
+            </w:pPr>
+            <w:r>
+              <w:rPr>
+                <w:color w:val="1C3A36"/>
+                <w:sz w:val="15"/>
+              </w:rPr>
+              <w:t>0.0528</w:t>
+            </w:r>
+          </w:p>
+        </w:tc>
+        <w:tc>
+          <w:tcPr>
+            <w:tcW w:type="dxa" w:w="1123"/>
+          </w:tcPr>
+          <w:p>
+            <w:pPr>
+              <w:spacing w:after="20"/>
+            </w:pPr>
+            <w:r>
+              <w:rPr>
+                <w:color w:val="1C3A36"/>
+                <w:sz w:val="15"/>
+              </w:rPr>
+              <w:t>2026-05-01</w:t>
+            </w:r>
+          </w:p>
+        </w:tc>
+        <w:tc>
+          <w:tcPr>
+            <w:tcW w:type="dxa" w:w="5933"/>
+          </w:tcPr>
+          <w:p>
+            <w:pPr>
+              <w:spacing w:after="20"/>
+            </w:pPr>
+            <w:r>
+              <w:rPr>
+                <w:color w:val="1C3A36"/>
+                <w:sz w:val="15"/>
+              </w:rPr>
+              <w:t>Q1-2026 reviewed interim consolidated statements: the disclosed weighted average interest rate on 'US dollars and foreign currencies' borrowings, the foreign leg of the same note that gives the Egyptian-pound rate above</w:t>
             </w:r>
           </w:p>
         </w:tc>
@@ -16011,6 +16081,1560 @@
                 <w:sz w:val="15"/>
               </w:rPr>
               <w:t>DCF primary for an operating manufacturer with a genuine, if undisclosed, contracted order book; the relative and normalised-earnings lenses carry equal secondary weight and the book lens least, because reported book value is distorted by three years of currency translation</w:t>
+            </w:r>
+          </w:p>
+        </w:tc>
+      </w:tr>
+    </w:tbl>
+    <w:p>
+      <w:pPr>
+        <w:spacing w:after="40"/>
+      </w:pPr>
+    </w:p>
+    <w:p>
+      <w:pPr>
+        <w:spacing w:after="60" w:before="160"/>
+      </w:pPr>
+      <w:r>
+        <w:rPr>
+          <w:b/>
+          <w:i w:val="0"/>
+          <w:color w:val="1C3A36"/>
+          <w:sz w:val="22"/>
+        </w:rPr>
+        <w:t>Company/House layer — 11 inputs</w:t>
+      </w:r>
+    </w:p>
+    <w:tbl>
+      <w:tblPr>
+        <w:tblW w:type="auto" w:w="0"/>
+        <w:jc w:val="center"/>
+        <w:tblLook w:firstColumn="1" w:firstRow="1" w:lastColumn="0" w:lastRow="0" w:noHBand="0" w:noVBand="1" w:val="04A0"/>
+        <w:tblLayout w:type="fixed"/>
+        <w:tblCellMar>
+          <w:top w:w="36" w:type="dxa"/>
+          <w:left w:w="80" w:type="dxa"/>
+          <w:bottom w:w="36" w:type="dxa"/>
+          <w:right w:w="80" w:type="dxa"/>
+        </w:tblCellMar>
+        <w:tblBorders>
+          <w:top w:val="single" w:sz="4" w:space="0" w:color="C9D4D1"/>
+          <w:left w:val="single" w:sz="4" w:space="0" w:color="C9D4D1"/>
+          <w:bottom w:val="single" w:sz="4" w:space="0" w:color="C9D4D1"/>
+          <w:right w:val="single" w:sz="4" w:space="0" w:color="C9D4D1"/>
+          <w:insideH w:val="single" w:sz="4" w:space="0" w:color="C9D4D1"/>
+          <w:insideV w:val="single" w:sz="4" w:space="0" w:color="C9D4D1"/>
+        </w:tblBorders>
+        <w:tblLayout w:type="fixed"/>
+      </w:tblPr>
+      <w:tblGrid>
+        <w:gridCol w:w="1656"/>
+        <w:gridCol w:w="1368"/>
+        <w:gridCol w:w="1123"/>
+        <w:gridCol w:w="5933"/>
+      </w:tblGrid>
+      <w:tr>
+        <w:tc>
+          <w:tcPr>
+            <w:tcW w:type="dxa" w:w="1656"/>
+            <w:shd w:val="clear" w:color="auto" w:fill="EAF0EE"/>
+          </w:tcPr>
+          <w:p>
+            <w:pPr>
+              <w:spacing w:after="20"/>
+            </w:pPr>
+            <w:r>
+              <w:rPr>
+                <w:b/>
+                <w:color w:val="1C3A36"/>
+                <w:sz w:val="15"/>
+              </w:rPr>
+              <w:t>Input</w:t>
+            </w:r>
+          </w:p>
+        </w:tc>
+        <w:tc>
+          <w:tcPr>
+            <w:tcW w:type="dxa" w:w="1368"/>
+            <w:shd w:val="clear" w:color="auto" w:fill="EAF0EE"/>
+          </w:tcPr>
+          <w:p>
+            <w:pPr>
+              <w:spacing w:after="20"/>
+            </w:pPr>
+            <w:r>
+              <w:rPr>
+                <w:b/>
+                <w:color w:val="1C3A36"/>
+                <w:sz w:val="15"/>
+              </w:rPr>
+              <w:t>Value</w:t>
+            </w:r>
+          </w:p>
+        </w:tc>
+        <w:tc>
+          <w:tcPr>
+            <w:tcW w:type="dxa" w:w="1123"/>
+            <w:shd w:val="clear" w:color="auto" w:fill="EAF0EE"/>
+          </w:tcPr>
+          <w:p>
+            <w:pPr>
+              <w:spacing w:after="20"/>
+            </w:pPr>
+            <w:r>
+              <w:rPr>
+                <w:b/>
+                <w:color w:val="1C3A36"/>
+                <w:sz w:val="15"/>
+              </w:rPr>
+              <w:t>Date</w:t>
+            </w:r>
+          </w:p>
+        </w:tc>
+        <w:tc>
+          <w:tcPr>
+            <w:tcW w:type="dxa" w:w="5933"/>
+            <w:shd w:val="clear" w:color="auto" w:fill="EAF0EE"/>
+          </w:tcPr>
+          <w:p>
+            <w:pPr>
+              <w:spacing w:after="20"/>
+            </w:pPr>
+            <w:r>
+              <w:rPr>
+                <w:b/>
+                <w:color w:val="1C3A36"/>
+                <w:sz w:val="15"/>
+              </w:rPr>
+              <w:t>Source and construction</w:t>
+            </w:r>
+          </w:p>
+        </w:tc>
+      </w:tr>
+      <w:tr>
+        <w:tc>
+          <w:tcPr>
+            <w:tcW w:type="dxa" w:w="1656"/>
+          </w:tcPr>
+          <w:p>
+            <w:pPr>
+              <w:spacing w:after="20"/>
+            </w:pPr>
+            <w:r>
+              <w:rPr>
+                <w:color w:val="1C3A36"/>
+                <w:sz w:val="15"/>
+              </w:rPr>
+              <w:t>tax eff</w:t>
+            </w:r>
+          </w:p>
+        </w:tc>
+        <w:tc>
+          <w:tcPr>
+            <w:tcW w:type="dxa" w:w="1368"/>
+          </w:tcPr>
+          <w:p>
+            <w:pPr>
+              <w:spacing w:after="20"/>
+            </w:pPr>
+            <w:r>
+              <w:rPr>
+                <w:color w:val="1C3A36"/>
+                <w:sz w:val="15"/>
+              </w:rPr>
+              <w:t>0.245</w:t>
+            </w:r>
+          </w:p>
+        </w:tc>
+        <w:tc>
+          <w:tcPr>
+            <w:tcW w:type="dxa" w:w="1123"/>
+          </w:tcPr>
+          <w:p>
+            <w:pPr>
+              <w:spacing w:after="20"/>
+            </w:pPr>
+            <w:r>
+              <w:rPr>
+                <w:color w:val="1C3A36"/>
+                <w:sz w:val="15"/>
+              </w:rPr>
+              <w:t>2026-05-13</w:t>
+            </w:r>
+          </w:p>
+        </w:tc>
+        <w:tc>
+          <w:tcPr>
+            <w:tcW w:type="dxa" w:w="5933"/>
+          </w:tcPr>
+          <w:p>
+            <w:pPr>
+              <w:spacing w:after="20"/>
+            </w:pPr>
+            <w:r>
+              <w:rPr>
+                <w:color w:val="1C3A36"/>
+                <w:sz w:val="15"/>
+              </w:rPr>
+              <w:t>Group effective tax rate used for the forecast. Audited effective rates: FY2023 31.3%, FY2024 30.1%, FY2025 22.6% (all now EXACT — tax expense / profit before tax, audited statement of profit or loss); Q1-2026 interim 25.75%. No statutory-vs-effective reconciliation is disclosed anywhere in the filings (Egyptian Accounting Standards do not require the IFRS-style table); the group operates in 15+ tax jurisdictions plus Free-Zone entities that pay 1% of revenue to GAFI instead of corporate tax. 24.5% sits between the FY2025 print and the historical average, allowing for the Q1-2026 uptick rather than extrapolating one low year</w:t>
+            </w:r>
+          </w:p>
+        </w:tc>
+      </w:tr>
+      <w:tr>
+        <w:tc>
+          <w:tcPr>
+            <w:tcW w:type="dxa" w:w="1656"/>
+          </w:tcPr>
+          <w:p>
+            <w:pPr>
+              <w:spacing w:after="20"/>
+            </w:pPr>
+            <w:r>
+              <w:rPr>
+                <w:color w:val="1C3A36"/>
+                <w:sz w:val="15"/>
+              </w:rPr>
+              <w:t>cables passthrough</w:t>
+            </w:r>
+          </w:p>
+        </w:tc>
+        <w:tc>
+          <w:tcPr>
+            <w:tcW w:type="dxa" w:w="1368"/>
+          </w:tcPr>
+          <w:p>
+            <w:pPr>
+              <w:spacing w:after="20"/>
+            </w:pPr>
+            <w:r>
+              <w:rPr>
+                <w:color w:val="1C3A36"/>
+                <w:sz w:val="15"/>
+              </w:rPr>
+              <w:t>0, -0.0654, -0.0436, -0.0218, 0</w:t>
+            </w:r>
+          </w:p>
+        </w:tc>
+        <w:tc>
+          <w:tcPr>
+            <w:tcW w:type="dxa" w:w="1123"/>
+          </w:tcPr>
+          <w:p>
+            <w:pPr>
+              <w:spacing w:after="20"/>
+            </w:pPr>
+            <w:r>
+              <w:rPr>
+                <w:color w:val="1C3A36"/>
+                <w:sz w:val="15"/>
+              </w:rPr>
+              <w:t>2026-08-14</w:t>
+            </w:r>
+          </w:p>
+        </w:tc>
+        <w:tc>
+          <w:tcPr>
+            <w:tcW w:type="dxa" w:w="5933"/>
+          </w:tcPr>
+          <w:p>
+            <w:pPr>
+              <w:spacing w:after="20"/>
+            </w:pPr>
+            <w:r>
+              <w:rPr>
+                <w:color w:val="1C3A36"/>
+                <w:sz w:val="15"/>
+              </w:rPr>
+              <w:t>How much of the copper-and-currency move reaches price per tonne, as the gap from FULL pass-through. ADOPTED: the MEAN of the two disclosed years (FY2024 +0.36%, FY2025 -13.43%, mean -6.54%) applied to the first year the formula governs and closing straight-line to zero by FY2030E. It uses both observations rather than the convenient one, and it closes because a shortfall CANNOT persist indefinitely: compounded, it drives price per tonne below the cost of the metal in it. FY2026 is 0.0 because that year is anchored on the reviewed half's own measured revenue and the formula does not govern it</w:t>
+            </w:r>
+          </w:p>
+        </w:tc>
+      </w:tr>
+      <w:tr>
+        <w:tc>
+          <w:tcPr>
+            <w:tcW w:type="dxa" w:w="1656"/>
+          </w:tcPr>
+          <w:p>
+            <w:pPr>
+              <w:spacing w:after="20"/>
+            </w:pPr>
+            <w:r>
+              <w:rPr>
+                <w:color w:val="1C3A36"/>
+                <w:sz w:val="15"/>
+              </w:rPr>
+              <w:t>cables real growth</w:t>
+            </w:r>
+          </w:p>
+        </w:tc>
+        <w:tc>
+          <w:tcPr>
+            <w:tcW w:type="dxa" w:w="1368"/>
+          </w:tcPr>
+          <w:p>
+            <w:pPr>
+              <w:spacing w:after="20"/>
+            </w:pPr>
+            <w:r>
+              <w:rPr>
+                <w:color w:val="1C3A36"/>
+                <w:sz w:val="15"/>
+              </w:rPr>
+              <w:t>0.03, 0.03, 0.03, 0.03, 0.03</w:t>
+            </w:r>
+          </w:p>
+        </w:tc>
+        <w:tc>
+          <w:tcPr>
+            <w:tcW w:type="dxa" w:w="1123"/>
+          </w:tcPr>
+          <w:p>
+            <w:pPr>
+              <w:spacing w:after="20"/>
+            </w:pPr>
+            <w:r>
+              <w:rPr>
+                <w:color w:val="1C3A36"/>
+                <w:sz w:val="15"/>
+              </w:rPr>
+              <w:t>2026-09-10</w:t>
+            </w:r>
+          </w:p>
+        </w:tc>
+        <w:tc>
+          <w:tcPr>
+            <w:tcW w:type="dxa" w:w="5933"/>
+          </w:tcPr>
+          <w:p>
+            <w:pPr>
+              <w:spacing w:after="20"/>
+            </w:pPr>
+            <w:r>
+              <w:rPr>
+                <w:color w:val="1C3A36"/>
+                <w:sz w:val="15"/>
+              </w:rPr>
+              <w:t>Real (ex-copper, ex-FX) volume/market-share growth for the Cables segment — modest and flat. HELD, AND NOW MEASURED RATHER THAN ASSERTED. Backing copper and the pound out of the segment's own audited revenue gives a REALISED real growth of +4.18% in FY2024 and -4.94% in FY2025, a two-year mean of about -0.4%. So 3.0% is already above what this segment has demonstrated, not below it, and it is not raised. The group's headline 35.9% revenue CAGR over FY2023-25 is 27.2 points of currency a year: the growth is real in pounds and largely absent in tonnes. Cables segment revenue growth = (1+copper growth)(1+FX growth)(1+this) - 1</w:t>
+            </w:r>
+          </w:p>
+        </w:tc>
+      </w:tr>
+      <w:tr>
+        <w:tc>
+          <w:tcPr>
+            <w:tcW w:type="dxa" w:w="1656"/>
+          </w:tcPr>
+          <w:p>
+            <w:pPr>
+              <w:spacing w:after="20"/>
+            </w:pPr>
+            <w:r>
+              <w:rPr>
+                <w:color w:val="1C3A36"/>
+                <w:sz w:val="15"/>
+              </w:rPr>
+              <w:t>cables margin</w:t>
+            </w:r>
+          </w:p>
+        </w:tc>
+        <w:tc>
+          <w:tcPr>
+            <w:tcW w:type="dxa" w:w="1368"/>
+          </w:tcPr>
+          <w:p>
+            <w:pPr>
+              <w:spacing w:after="20"/>
+            </w:pPr>
+            <w:r>
+              <w:rPr>
+                <w:color w:val="1C3A36"/>
+                <w:sz w:val="15"/>
+              </w:rPr>
+              <w:t>0.1143, 0.1143, 0.1143, 0.1143, 0.1143</w:t>
+            </w:r>
+          </w:p>
+        </w:tc>
+        <w:tc>
+          <w:tcPr>
+            <w:tcW w:type="dxa" w:w="1123"/>
+          </w:tcPr>
+          <w:p>
+            <w:pPr>
+              <w:spacing w:after="20"/>
+            </w:pPr>
+            <w:r>
+              <w:rPr>
+                <w:color w:val="1C3A36"/>
+                <w:sz w:val="15"/>
+              </w:rPr>
+              <w:t>2026-08-11</w:t>
+            </w:r>
+          </w:p>
+        </w:tc>
+        <w:tc>
+          <w:tcPr>
+            <w:tcW w:type="dxa" w:w="5933"/>
+          </w:tcPr>
+          <w:p>
+            <w:pPr>
+              <w:spacing w:after="20"/>
+            </w:pPr>
+            <w:r>
+              <w:rPr>
+                <w:color w:val="1C3A36"/>
+                <w:sz w:val="15"/>
+              </w:rPr>
+              <w:t>Cables segment profit margin (Note 5-3 external-revenue base), RE-ANCHORED and held flat. FY2025 13.49% plus the measured like-for-like half change of -2.06pp (H1-2025 14.54% -&gt; H1-2026 12.49%, note 16 of the reviewed interim statements). THE MEASURED DIRECTION IS DOWN, against the first edition's assumed recovery to 14.0-15.5%: cables revenue is copper-linked, so a rising copper price inflates the revenue base faster than the spread, and the FY2023-24 levels carried devaluation gains on cheaply bought inventory that will not repeat. No further decline is projected either — one measured half is a direction, not a trend</w:t>
+            </w:r>
+          </w:p>
+        </w:tc>
+      </w:tr>
+      <w:tr>
+        <w:tc>
+          <w:tcPr>
+            <w:tcW w:type="dxa" w:w="1656"/>
+          </w:tcPr>
+          <w:p>
+            <w:pPr>
+              <w:spacing w:after="20"/>
+            </w:pPr>
+            <w:r>
+              <w:rPr>
+                <w:color w:val="1C3A36"/>
+                <w:sz w:val="15"/>
+              </w:rPr>
+              <w:t>construct growth</w:t>
+            </w:r>
+          </w:p>
+        </w:tc>
+        <w:tc>
+          <w:tcPr>
+            <w:tcW w:type="dxa" w:w="1368"/>
+          </w:tcPr>
+          <w:p>
+            <w:pPr>
+              <w:spacing w:after="20"/>
+            </w:pPr>
+            <w:r>
+              <w:rPr>
+                <w:color w:val="1C3A36"/>
+                <w:sz w:val="15"/>
+              </w:rPr>
+              <w:t>0.2744, 0.2, 0.15, 0.115, 0.09</w:t>
+            </w:r>
+          </w:p>
+        </w:tc>
+        <w:tc>
+          <w:tcPr>
+            <w:tcW w:type="dxa" w:w="1123"/>
+          </w:tcPr>
+          <w:p>
+            <w:pPr>
+              <w:spacing w:after="20"/>
+            </w:pPr>
+            <w:r>
+              <w:rPr>
+                <w:color w:val="1C3A36"/>
+                <w:sz w:val="15"/>
+              </w:rPr>
+              <w:t>2026-09-10</w:t>
+            </w:r>
+          </w:p>
+        </w:tc>
+        <w:tc>
+          <w:tcPr>
+            <w:tcW w:type="dxa" w:w="5933"/>
+          </w:tcPr>
+          <w:p>
+            <w:pPr>
+              <w:spacing w:after="20"/>
+            </w:pPr>
+            <w:r>
+              <w:rPr>
+                <w:color w:val="1C3A36"/>
+                <w:sz w:val="15"/>
+              </w:rPr>
+              <w:t>Constructions segment revenue growth, RE-ANCHORED on the reviewed half on the reviewed half and then tapered. FY2026 is the segment's OWN measured like-for-like half growth, H1-2025 34,393 -&gt; H1-2026 43,831 = +27.44%; the taper runs to +9.0%. THE RETIRED PATH OPENED AT +18% while the company's own reviewed interim was running at +27.4% — a forecast contradicting the most recent disclosure this study read, in the direction that lowered the valuation. The margins in this segment were re-anchored on that same half on 11-Aug-2026 and the growth rates were not, so the rule was applied to one half of the segment build and not the other. THE BACKLOG, WHICH THIS DRIVER SAID FOR TWO EDITIONS DID NOT EXIST: no order book is disclosed in any AUDITED filing or in the Q1-2026 interim, but the ISSUER discloses one in its own quarterly earnings releases. Engineering and construction backlog runs EGP 196bn (Dec-24), 261, 276, 293 (Dec-25), 307 and 346bn at 30 June 2026, read off the Q2-2026 release; wires and cables 43.5bn and meters 8.8bn are disclosed beside it. That is +18% over the half against the +27.4% revenue growth this driver is anchored on, so the backlog CORROBORATES the level without being burnt down to produce it — the taper is still a taper on the segment's own revenue record, not a burn rate. Priced across its whole defensible range the taper is worth 0.17% of this study's gap to the market, because at a 9% segment margin against 20% working capital incremental Constructions revenue is very nearly free cash flow neutral. The false sentence was corrected because it was false, not because the number moves</w:t>
+            </w:r>
+          </w:p>
+        </w:tc>
+      </w:tr>
+      <w:tr>
+        <w:tc>
+          <w:tcPr>
+            <w:tcW w:type="dxa" w:w="1656"/>
+          </w:tcPr>
+          <w:p>
+            <w:pPr>
+              <w:spacing w:after="20"/>
+            </w:pPr>
+            <w:r>
+              <w:rPr>
+                <w:color w:val="1C3A36"/>
+                <w:sz w:val="15"/>
+              </w:rPr>
+              <w:t>construct margin</w:t>
+            </w:r>
+          </w:p>
+        </w:tc>
+        <w:tc>
+          <w:tcPr>
+            <w:tcW w:type="dxa" w:w="1368"/>
+          </w:tcPr>
+          <w:p>
+            <w:pPr>
+              <w:spacing w:after="20"/>
+            </w:pPr>
+            <w:r>
+              <w:rPr>
+                <w:color w:val="1C3A36"/>
+                <w:sz w:val="15"/>
+              </w:rPr>
+              <w:t>0.0899, 0.0899, 0.0899, 0.0899, 0.0899</w:t>
+            </w:r>
+          </w:p>
+        </w:tc>
+        <w:tc>
+          <w:tcPr>
+            <w:tcW w:type="dxa" w:w="1123"/>
+          </w:tcPr>
+          <w:p>
+            <w:pPr>
+              <w:spacing w:after="20"/>
+            </w:pPr>
+            <w:r>
+              <w:rPr>
+                <w:color w:val="1C3A36"/>
+                <w:sz w:val="15"/>
+              </w:rPr>
+              <w:t>2026-08-11</w:t>
+            </w:r>
+          </w:p>
+        </w:tc>
+        <w:tc>
+          <w:tcPr>
+            <w:tcW w:type="dxa" w:w="5933"/>
+          </w:tcPr>
+          <w:p>
+            <w:pPr>
+              <w:spacing w:after="20"/>
+            </w:pPr>
+            <w:r>
+              <w:rPr>
+                <w:color w:val="1C3A36"/>
+                <w:sz w:val="15"/>
+              </w:rPr>
+              <w:t>Constructions and infrastructure segment profit margin, RE-ANCHORED and held flat. FY2025 6.45% plus the measured like-for-like half change of +2.53pp (H1-2025 9.06% -&gt; H1-2026 11.59%). THE MEASURED DIRECTION IS UP and sharply, against the first edition's cautious 6.8% opening — the improvement is real and reviewed. It is NOT projected forward: a contracting margin turns on which projects reach their profitable phases in which period, no disclosure establishes that this mix is durable, and the half is held rather than extrapolated</w:t>
+            </w:r>
+          </w:p>
+        </w:tc>
+      </w:tr>
+      <w:tr>
+        <w:tc>
+          <w:tcPr>
+            <w:tcW w:type="dxa" w:w="1656"/>
+          </w:tcPr>
+          <w:p>
+            <w:pPr>
+              <w:spacing w:after="20"/>
+            </w:pPr>
+            <w:r>
+              <w:rPr>
+                <w:color w:val="1C3A36"/>
+                <w:sz w:val="15"/>
+              </w:rPr>
+              <w:t>elecprod growth</w:t>
+            </w:r>
+          </w:p>
+        </w:tc>
+        <w:tc>
+          <w:tcPr>
+            <w:tcW w:type="dxa" w:w="1368"/>
+          </w:tcPr>
+          <w:p>
+            <w:pPr>
+              <w:spacing w:after="20"/>
+            </w:pPr>
+            <w:r>
+              <w:rPr>
+                <w:color w:val="1C3A36"/>
+                <w:sz w:val="15"/>
+              </w:rPr>
+              <w:t>0.4828, 0.33, 0.23, 0.16, 0.11</w:t>
+            </w:r>
+          </w:p>
+        </w:tc>
+        <w:tc>
+          <w:tcPr>
+            <w:tcW w:type="dxa" w:w="1123"/>
+          </w:tcPr>
+          <w:p>
+            <w:pPr>
+              <w:spacing w:after="20"/>
+            </w:pPr>
+            <w:r>
+              <w:rPr>
+                <w:color w:val="1C3A36"/>
+                <w:sz w:val="15"/>
+              </w:rPr>
+              <w:t>2026-09-10</w:t>
+            </w:r>
+          </w:p>
+        </w:tc>
+        <w:tc>
+          <w:tcPr>
+            <w:tcW w:type="dxa" w:w="5933"/>
+          </w:tcPr>
+          <w:p>
+            <w:pPr>
+              <w:spacing w:after="20"/>
+            </w:pPr>
+            <w:r>
+              <w:rPr>
+                <w:color w:val="1C3A36"/>
+                <w:sz w:val="15"/>
+              </w:rPr>
+              <w:t>Electrical products and digital solutions segment revenue growth, RE-ANCHORED on the reviewed half. FY2026 is the segment's own measured like-for-like half growth, H1-2025 15,504 -&gt; H1-2026 22,989 = +48.28%; it then tapers to +11%. THE RETIRED PATH OPENED AT +20% — against a disclosed FY2025 of +43.7%, an FY2024 of +46.6% and a reviewed half running at +48.3%. Three consecutive disclosures said the same thing and the forecast halved the rate in year one with no named mechanism. THE MECHANISM FOR THE LEVEL IS NAMED AND DATED: this is the segment that makes transformers, and in August 2026 Elsewedy Electric — the listed company — signed a pre-purchase agreement to manufacture four high-voltage transformers of up to 360 MVA for Datagrid's Southland AI data centre via Transpower New Zealand, commissioning late 2027. The global grid-equipment cycle driving that order is the same one running through this segment's disclosed numbers. It is NOT extrapolated: the path halves the growth rate over four years</w:t>
+            </w:r>
+          </w:p>
+        </w:tc>
+      </w:tr>
+      <w:tr>
+        <w:tc>
+          <w:tcPr>
+            <w:tcW w:type="dxa" w:w="1656"/>
+          </w:tcPr>
+          <w:p>
+            <w:pPr>
+              <w:spacing w:after="20"/>
+            </w:pPr>
+            <w:r>
+              <w:rPr>
+                <w:color w:val="1C3A36"/>
+                <w:sz w:val="15"/>
+              </w:rPr>
+              <w:t>elecprod margin</w:t>
+            </w:r>
+          </w:p>
+        </w:tc>
+        <w:tc>
+          <w:tcPr>
+            <w:tcW w:type="dxa" w:w="1368"/>
+          </w:tcPr>
+          <w:p>
+            <w:pPr>
+              <w:spacing w:after="20"/>
+            </w:pPr>
+            <w:r>
+              <w:rPr>
+                <w:color w:val="1C3A36"/>
+                <w:sz w:val="15"/>
+              </w:rPr>
+              <w:t>0.2362, 0.2362, 0.2362, 0.2362, 0.2362</w:t>
+            </w:r>
+          </w:p>
+        </w:tc>
+        <w:tc>
+          <w:tcPr>
+            <w:tcW w:type="dxa" w:w="1123"/>
+          </w:tcPr>
+          <w:p>
+            <w:pPr>
+              <w:spacing w:after="20"/>
+            </w:pPr>
+            <w:r>
+              <w:rPr>
+                <w:color w:val="1C3A36"/>
+                <w:sz w:val="15"/>
+              </w:rPr>
+              <w:t>2026-08-11</w:t>
+            </w:r>
+          </w:p>
+        </w:tc>
+        <w:tc>
+          <w:tcPr>
+            <w:tcW w:type="dxa" w:w="5933"/>
+          </w:tcPr>
+          <w:p>
+            <w:pPr>
+              <w:spacing w:after="20"/>
+            </w:pPr>
+            <w:r>
+              <w:rPr>
+                <w:color w:val="1C3A36"/>
+                <w:sz w:val="15"/>
+              </w:rPr>
+              <w:t>Electrical products and digital solutions segment profit margin, RE-ANCHORED and held flat. FY2025 22.17% plus the measured like-for-like half change of +1.45pp (H1-2025 23.46% -&gt; H1-2026 24.91%). The least-compressed segment in FY2025 and the one recovering most quietly; held at the re-anchored level rather than drifting toward the FY2024 26.6%, which no measurement supports</w:t>
+            </w:r>
+          </w:p>
+        </w:tc>
+      </w:tr>
+      <w:tr>
+        <w:tc>
+          <w:tcPr>
+            <w:tcW w:type="dxa" w:w="1656"/>
+          </w:tcPr>
+          <w:p>
+            <w:pPr>
+              <w:spacing w:after="20"/>
+            </w:pPr>
+            <w:r>
+              <w:rPr>
+                <w:color w:val="1C3A36"/>
+                <w:sz w:val="15"/>
+              </w:rPr>
+              <w:t>corp load</w:t>
+            </w:r>
+          </w:p>
+        </w:tc>
+        <w:tc>
+          <w:tcPr>
+            <w:tcW w:type="dxa" w:w="1368"/>
+          </w:tcPr>
+          <w:p>
+            <w:pPr>
+              <w:spacing w:after="20"/>
+            </w:pPr>
+            <w:r>
+              <w:rPr>
+                <w:color w:val="1C3A36"/>
+                <w:sz w:val="15"/>
+              </w:rPr>
+              <w:t>0.0307, 0.0307, 0.0307, 0.0307, 0.0307</w:t>
+            </w:r>
+          </w:p>
+        </w:tc>
+        <w:tc>
+          <w:tcPr>
+            <w:tcW w:type="dxa" w:w="1123"/>
+          </w:tcPr>
+          <w:p>
+            <w:pPr>
+              <w:spacing w:after="20"/>
+            </w:pPr>
+            <w:r>
+              <w:rPr>
+                <w:color w:val="1C3A36"/>
+                <w:sz w:val="15"/>
+              </w:rPr>
+              <w:t>2026-08-11</w:t>
+            </w:r>
+          </w:p>
+        </w:tc>
+        <w:tc>
+          <w:tcPr>
+            <w:tcW w:type="dxa" w:w="5933"/>
+          </w:tcPr>
+          <w:p>
+            <w:pPr>
+              <w:spacing w:after="20"/>
+            </w:pPr>
+            <w:r>
+              <w:rPr>
+                <w:color w:val="1C3A36"/>
+                <w:sz w:val="15"/>
+              </w:rPr>
+              <w:t>Net corporate cost load, stated on the SEGMENT-PROFIT-TO-EBIT basis — the same basis as the audited historical bridge (FY2023 5.70%, FY2024 4.30%, FY2025 3.16%). RE-ANCHORED: FY2025's 3.16% plus the measured like-for-like half change of -0.09pp (H1-2025 3.96% -&gt; H1-2026 3.87%, both computed as segment profit less operating profit over revenue from the reviewed interim statements), held FLAT. The first edition glided it up toward 5.0% on the view that FY2025 was unusually low; the reviewed half measures the level holding, and no disclosure names a mechanism that would take it back up</w:t>
+            </w:r>
+          </w:p>
+        </w:tc>
+      </w:tr>
+      <w:tr>
+        <w:tc>
+          <w:tcPr>
+            <w:tcW w:type="dxa" w:w="1656"/>
+          </w:tcPr>
+          <w:p>
+            <w:pPr>
+              <w:spacing w:after="20"/>
+            </w:pPr>
+            <w:r>
+              <w:rPr>
+                <w:color w:val="1C3A36"/>
+                <w:sz w:val="15"/>
+              </w:rPr>
+              <w:t>opex pct</w:t>
+            </w:r>
+          </w:p>
+        </w:tc>
+        <w:tc>
+          <w:tcPr>
+            <w:tcW w:type="dxa" w:w="1368"/>
+          </w:tcPr>
+          <w:p>
+            <w:pPr>
+              <w:spacing w:after="20"/>
+            </w:pPr>
+            <w:r>
+              <w:rPr>
+                <w:color w:val="1C3A36"/>
+                <w:sz w:val="15"/>
+              </w:rPr>
+              <w:t>0.0307, 0.0307, 0.0307, 0.0307, 0.0307</w:t>
+            </w:r>
+          </w:p>
+        </w:tc>
+        <w:tc>
+          <w:tcPr>
+            <w:tcW w:type="dxa" w:w="1123"/>
+          </w:tcPr>
+          <w:p>
+            <w:pPr>
+              <w:spacing w:after="20"/>
+            </w:pPr>
+            <w:r>
+              <w:rPr>
+                <w:color w:val="1C3A36"/>
+                <w:sz w:val="15"/>
+              </w:rPr>
+              <w:t>2026-08-11</w:t>
+            </w:r>
+          </w:p>
+        </w:tc>
+        <w:tc>
+          <w:tcPr>
+            <w:tcW w:type="dxa" w:w="5933"/>
+          </w:tcPr>
+          <w:p>
+            <w:pPr>
+              <w:spacing w:after="20"/>
+            </w:pPr>
+            <w:r>
+              <w:rPr>
+                <w:color w:val="1C3A36"/>
+                <w:sz w:val="15"/>
+              </w:rPr>
+              <w:t>Alias of corp_load (segment-profit-to-EBIT basis), retained for compatibility with the DCF waterfall and sensitivity-grid code paths that reference a single operating-load driver</w:t>
+            </w:r>
+          </w:p>
+        </w:tc>
+      </w:tr>
+      <w:tr>
+        <w:tc>
+          <w:tcPr>
+            <w:tcW w:type="dxa" w:w="1656"/>
+          </w:tcPr>
+          <w:p>
+            <w:pPr>
+              <w:spacing w:after="20"/>
+            </w:pPr>
+            <w:r>
+              <w:rPr>
+                <w:color w:val="1C3A36"/>
+                <w:sz w:val="15"/>
+              </w:rPr>
+              <w:t>kd</w:t>
+            </w:r>
+          </w:p>
+        </w:tc>
+        <w:tc>
+          <w:tcPr>
+            <w:tcW w:type="dxa" w:w="1368"/>
+          </w:tcPr>
+          <w:p>
+            <w:pPr>
+              <w:spacing w:after="20"/>
+            </w:pPr>
+            <w:r>
+              <w:rPr>
+                <w:color w:val="1C3A36"/>
+                <w:sz w:val="15"/>
+              </w:rPr>
+              <w:t>0.095</w:t>
+            </w:r>
+          </w:p>
+        </w:tc>
+        <w:tc>
+          <w:tcPr>
+            <w:tcW w:type="dxa" w:w="1123"/>
+          </w:tcPr>
+          <w:p>
+            <w:pPr>
+              <w:spacing w:after="20"/>
+            </w:pPr>
+            <w:r>
+              <w:rPr>
+                <w:color w:val="1C3A36"/>
+                <w:sz w:val="15"/>
+              </w:rPr>
+              <w:t>2026-05-13</w:t>
+            </w:r>
+          </w:p>
+        </w:tc>
+        <w:tc>
+          <w:tcPr>
+            <w:tcW w:type="dxa" w:w="5933"/>
+          </w:tcPr>
+          <w:p>
+            <w:pPr>
+              <w:spacing w:after="20"/>
+            </w:pPr>
+            <w:r>
+              <w:rPr>
+                <w:color w:val="1C3A36"/>
+                <w:sz w:val="15"/>
+              </w:rPr>
+              <w:t>Marginal cost of debt, CURRENCY-BLENDED, rolled forward to the most recently disclosed rates. The audited FY2025 note (32) discloses 21.30% on Egyptian-pound financial liabilities and 5.29% blended on 'US dollars and foreign currencies' — a simpler two-way split than FY2024's three-way EGP/USD/EUR disclosure, which the company itself has moved away from. The Kd-integrity effective-rate back-solve below implies an Egyptian-pound weight of roughly 28% (down sharply from FY2024's ~44%, as the hard-currency share of the book grew), giving a blended marginal rate of about 9.8% on the FY2025 print and 9.6% on the Q1-2026 print (EGP 20.32%, foreign 5.28%). 9.5% is struck just below both, allowing for the CBE's continuing easing</w:t>
+            </w:r>
+          </w:p>
+        </w:tc>
+      </w:tr>
+    </w:tbl>
+    <w:p>
+      <w:pPr>
+        <w:spacing w:after="40"/>
+      </w:pPr>
+    </w:p>
+    <w:p>
+      <w:pPr>
+        <w:spacing w:after="60" w:before="160"/>
+      </w:pPr>
+      <w:r>
+        <w:rPr>
+          <w:b/>
+          <w:i w:val="0"/>
+          <w:color w:val="1C3A36"/>
+          <w:sz w:val="22"/>
+        </w:rPr>
+        <w:t>Company/derived layer — 1 inputs</w:t>
+      </w:r>
+    </w:p>
+    <w:tbl>
+      <w:tblPr>
+        <w:tblW w:type="auto" w:w="0"/>
+        <w:jc w:val="center"/>
+        <w:tblLook w:firstColumn="1" w:firstRow="1" w:lastColumn="0" w:lastRow="0" w:noHBand="0" w:noVBand="1" w:val="04A0"/>
+        <w:tblLayout w:type="fixed"/>
+        <w:tblCellMar>
+          <w:top w:w="36" w:type="dxa"/>
+          <w:left w:w="80" w:type="dxa"/>
+          <w:bottom w:w="36" w:type="dxa"/>
+          <w:right w:w="80" w:type="dxa"/>
+        </w:tblCellMar>
+        <w:tblBorders>
+          <w:top w:val="single" w:sz="4" w:space="0" w:color="C9D4D1"/>
+          <w:left w:val="single" w:sz="4" w:space="0" w:color="C9D4D1"/>
+          <w:bottom w:val="single" w:sz="4" w:space="0" w:color="C9D4D1"/>
+          <w:right w:val="single" w:sz="4" w:space="0" w:color="C9D4D1"/>
+          <w:insideH w:val="single" w:sz="4" w:space="0" w:color="C9D4D1"/>
+          <w:insideV w:val="single" w:sz="4" w:space="0" w:color="C9D4D1"/>
+        </w:tblBorders>
+        <w:tblLayout w:type="fixed"/>
+      </w:tblPr>
+      <w:tblGrid>
+        <w:gridCol w:w="1656"/>
+        <w:gridCol w:w="1368"/>
+        <w:gridCol w:w="1123"/>
+        <w:gridCol w:w="5933"/>
+      </w:tblGrid>
+      <w:tr>
+        <w:tc>
+          <w:tcPr>
+            <w:tcW w:type="dxa" w:w="1656"/>
+            <w:shd w:val="clear" w:color="auto" w:fill="EAF0EE"/>
+          </w:tcPr>
+          <w:p>
+            <w:pPr>
+              <w:spacing w:after="20"/>
+            </w:pPr>
+            <w:r>
+              <w:rPr>
+                <w:b/>
+                <w:color w:val="1C3A36"/>
+                <w:sz w:val="15"/>
+              </w:rPr>
+              <w:t>Input</w:t>
+            </w:r>
+          </w:p>
+        </w:tc>
+        <w:tc>
+          <w:tcPr>
+            <w:tcW w:type="dxa" w:w="1368"/>
+            <w:shd w:val="clear" w:color="auto" w:fill="EAF0EE"/>
+          </w:tcPr>
+          <w:p>
+            <w:pPr>
+              <w:spacing w:after="20"/>
+            </w:pPr>
+            <w:r>
+              <w:rPr>
+                <w:b/>
+                <w:color w:val="1C3A36"/>
+                <w:sz w:val="15"/>
+              </w:rPr>
+              <w:t>Value</w:t>
+            </w:r>
+          </w:p>
+        </w:tc>
+        <w:tc>
+          <w:tcPr>
+            <w:tcW w:type="dxa" w:w="1123"/>
+            <w:shd w:val="clear" w:color="auto" w:fill="EAF0EE"/>
+          </w:tcPr>
+          <w:p>
+            <w:pPr>
+              <w:spacing w:after="20"/>
+            </w:pPr>
+            <w:r>
+              <w:rPr>
+                <w:b/>
+                <w:color w:val="1C3A36"/>
+                <w:sz w:val="15"/>
+              </w:rPr>
+              <w:t>Date</w:t>
+            </w:r>
+          </w:p>
+        </w:tc>
+        <w:tc>
+          <w:tcPr>
+            <w:tcW w:type="dxa" w:w="5933"/>
+            <w:shd w:val="clear" w:color="auto" w:fill="EAF0EE"/>
+          </w:tcPr>
+          <w:p>
+            <w:pPr>
+              <w:spacing w:after="20"/>
+            </w:pPr>
+            <w:r>
+              <w:rPr>
+                <w:b/>
+                <w:color w:val="1C3A36"/>
+                <w:sz w:val="15"/>
+              </w:rPr>
+              <w:t>Source and construction</w:t>
+            </w:r>
+          </w:p>
+        </w:tc>
+      </w:tr>
+      <w:tr>
+        <w:tc>
+          <w:tcPr>
+            <w:tcW w:type="dxa" w:w="1656"/>
+          </w:tcPr>
+          <w:p>
+            <w:pPr>
+              <w:spacing w:after="20"/>
+            </w:pPr>
+            <w:r>
+              <w:rPr>
+                <w:color w:val="1C3A36"/>
+                <w:sz w:val="15"/>
+              </w:rPr>
+              <w:t>asset life derived</w:t>
+            </w:r>
+          </w:p>
+        </w:tc>
+        <w:tc>
+          <w:tcPr>
+            <w:tcW w:type="dxa" w:w="1368"/>
+          </w:tcPr>
+          <w:p>
+            <w:pPr>
+              <w:spacing w:after="20"/>
+            </w:pPr>
+            <w:r>
+              <w:rPr>
+                <w:color w:val="1C3A36"/>
+                <w:sz w:val="15"/>
+              </w:rPr>
+              <w:t>17.2627</w:t>
+            </w:r>
+          </w:p>
+        </w:tc>
+        <w:tc>
+          <w:tcPr>
+            <w:tcW w:type="dxa" w:w="1123"/>
+          </w:tcPr>
+          <w:p>
+            <w:pPr>
+              <w:spacing w:after="20"/>
+            </w:pPr>
+            <w:r>
+              <w:rPr>
+                <w:color w:val="1C3A36"/>
+                <w:sz w:val="15"/>
+              </w:rPr>
+              <w:t>2026-03-01</w:t>
+            </w:r>
+          </w:p>
+        </w:tc>
+        <w:tc>
+          <w:tcPr>
+            <w:tcW w:type="dxa" w:w="5933"/>
+          </w:tcPr>
+          <w:p>
+            <w:pPr>
+              <w:spacing w:after="20"/>
+            </w:pPr>
+            <w:r>
+              <w:rPr>
+                <w:color w:val="1C3A36"/>
+                <w:sz w:val="15"/>
+              </w:rPr>
+              <w:t>DERIVED BY IDENTITY, not chosen: the AVERAGE depreciable gross cost across the year ((43,605.306327 opening + 50,775.950574 closing) / 2) over the year's own depreciation charge of 2,733.671862. The average is used rather than the closing balance because the base grew 16% in the year and a closing-cost ratio overstates the life on a fast-growing base (that reading is 18.5743 years). THE FIGURE IS CARRIED AT FULL PRECISION: it was registered as 17.26 and a rounded record is its own failure - the identity resolves to 17.2627 and nothing about the note is uncertain to two decimal places. Per component the closing-cost readings are buildings 29.00y, machinery 18.72y, furniture 8.45y, vehicles 8.45y, leasehold improvements 13.13y, against disclosed ranges of 8-50, 5-15, 4-17, 5-8 and 'over 3 years or the lease period' — the disclosed ranges are RANGES, and a life this desk picked from inside one would not be a disclosed life (SIGCM clause 1), which is why the identity is used instead. CORROBORATED TWICE: the same note read a year earlier gives 17.9761, and the composite implied by charging every class at the LONG END of its own disclosed range is 17.3041, agreement to 0.24% - the company depreciates at the top of every range it discloses and the identity recovers that without anybody choosing a point. The full record is in useful_lives.json beside this study.</w:t>
+            </w:r>
+          </w:p>
+        </w:tc>
+      </w:tr>
+    </w:tbl>
+    <w:p>
+      <w:pPr>
+        <w:spacing w:after="40"/>
+      </w:pPr>
+    </w:p>
+    <w:p>
+      <w:pPr>
+        <w:spacing w:after="60" w:before="160"/>
+      </w:pPr>
+      <w:r>
+        <w:rPr>
+          <w:b/>
+          <w:i w:val="0"/>
+          <w:color w:val="1C3A36"/>
+          <w:sz w:val="22"/>
+        </w:rPr>
+        <w:t>Industry layer — 2 inputs</w:t>
+      </w:r>
+    </w:p>
+    <w:tbl>
+      <w:tblPr>
+        <w:tblW w:type="auto" w:w="0"/>
+        <w:jc w:val="center"/>
+        <w:tblLook w:firstColumn="1" w:firstRow="1" w:lastColumn="0" w:lastRow="0" w:noHBand="0" w:noVBand="1" w:val="04A0"/>
+        <w:tblLayout w:type="fixed"/>
+        <w:tblCellMar>
+          <w:top w:w="36" w:type="dxa"/>
+          <w:left w:w="80" w:type="dxa"/>
+          <w:bottom w:w="36" w:type="dxa"/>
+          <w:right w:w="80" w:type="dxa"/>
+        </w:tblCellMar>
+        <w:tblBorders>
+          <w:top w:val="single" w:sz="4" w:space="0" w:color="C9D4D1"/>
+          <w:left w:val="single" w:sz="4" w:space="0" w:color="C9D4D1"/>
+          <w:bottom w:val="single" w:sz="4" w:space="0" w:color="C9D4D1"/>
+          <w:right w:val="single" w:sz="4" w:space="0" w:color="C9D4D1"/>
+          <w:insideH w:val="single" w:sz="4" w:space="0" w:color="C9D4D1"/>
+          <w:insideV w:val="single" w:sz="4" w:space="0" w:color="C9D4D1"/>
+        </w:tblBorders>
+        <w:tblLayout w:type="fixed"/>
+      </w:tblPr>
+      <w:tblGrid>
+        <w:gridCol w:w="1656"/>
+        <w:gridCol w:w="1368"/>
+        <w:gridCol w:w="1123"/>
+        <w:gridCol w:w="5933"/>
+      </w:tblGrid>
+      <w:tr>
+        <w:tc>
+          <w:tcPr>
+            <w:tcW w:type="dxa" w:w="1656"/>
+            <w:shd w:val="clear" w:color="auto" w:fill="EAF0EE"/>
+          </w:tcPr>
+          <w:p>
+            <w:pPr>
+              <w:spacing w:after="20"/>
+            </w:pPr>
+            <w:r>
+              <w:rPr>
+                <w:b/>
+                <w:color w:val="1C3A36"/>
+                <w:sz w:val="15"/>
+              </w:rPr>
+              <w:t>Input</w:t>
+            </w:r>
+          </w:p>
+        </w:tc>
+        <w:tc>
+          <w:tcPr>
+            <w:tcW w:type="dxa" w:w="1368"/>
+            <w:shd w:val="clear" w:color="auto" w:fill="EAF0EE"/>
+          </w:tcPr>
+          <w:p>
+            <w:pPr>
+              <w:spacing w:after="20"/>
+            </w:pPr>
+            <w:r>
+              <w:rPr>
+                <w:b/>
+                <w:color w:val="1C3A36"/>
+                <w:sz w:val="15"/>
+              </w:rPr>
+              <w:t>Value</w:t>
+            </w:r>
+          </w:p>
+        </w:tc>
+        <w:tc>
+          <w:tcPr>
+            <w:tcW w:type="dxa" w:w="1123"/>
+            <w:shd w:val="clear" w:color="auto" w:fill="EAF0EE"/>
+          </w:tcPr>
+          <w:p>
+            <w:pPr>
+              <w:spacing w:after="20"/>
+            </w:pPr>
+            <w:r>
+              <w:rPr>
+                <w:b/>
+                <w:color w:val="1C3A36"/>
+                <w:sz w:val="15"/>
+              </w:rPr>
+              <w:t>Date</w:t>
+            </w:r>
+          </w:p>
+        </w:tc>
+        <w:tc>
+          <w:tcPr>
+            <w:tcW w:type="dxa" w:w="5933"/>
+            <w:shd w:val="clear" w:color="auto" w:fill="EAF0EE"/>
+          </w:tcPr>
+          <w:p>
+            <w:pPr>
+              <w:spacing w:after="20"/>
+            </w:pPr>
+            <w:r>
+              <w:rPr>
+                <w:b/>
+                <w:color w:val="1C3A36"/>
+                <w:sz w:val="15"/>
+              </w:rPr>
+              <w:t>Source and construction</w:t>
+            </w:r>
+          </w:p>
+        </w:tc>
+      </w:tr>
+      <w:tr>
+        <w:tc>
+          <w:tcPr>
+            <w:tcW w:type="dxa" w:w="1656"/>
+          </w:tcPr>
+          <w:p>
+            <w:pPr>
+              <w:spacing w:after="20"/>
+            </w:pPr>
+            <w:r>
+              <w:rPr>
+                <w:color w:val="1C3A36"/>
+                <w:sz w:val="15"/>
+              </w:rPr>
+              <w:t>copper hist</w:t>
+            </w:r>
+          </w:p>
+        </w:tc>
+        <w:tc>
+          <w:tcPr>
+            <w:tcW w:type="dxa" w:w="1368"/>
+          </w:tcPr>
+          <w:p>
+            <w:pPr>
+              <w:spacing w:after="20"/>
+            </w:pPr>
+            <w:r>
+              <w:rPr>
+                <w:color w:val="1C3A36"/>
+                <w:sz w:val="15"/>
+              </w:rPr>
+              <w:t>FY23: 8,478.0; FY24: 9,147.0; FY25: 10,000.0</w:t>
+            </w:r>
+          </w:p>
+        </w:tc>
+        <w:tc>
+          <w:tcPr>
+            <w:tcW w:type="dxa" w:w="1123"/>
+          </w:tcPr>
+          <w:p>
+            <w:pPr>
+              <w:spacing w:after="20"/>
+            </w:pPr>
+            <w:r>
+              <w:rPr>
+                <w:color w:val="1C3A36"/>
+                <w:sz w:val="15"/>
+              </w:rPr>
+              <w:t>2026-08-05</w:t>
+            </w:r>
+          </w:p>
+        </w:tc>
+        <w:tc>
+          <w:tcPr>
+            <w:tcW w:type="dxa" w:w="5933"/>
+          </w:tcPr>
+          <w:p>
+            <w:pPr>
+              <w:spacing w:after="20"/>
+            </w:pPr>
+            <w:r>
+              <w:rPr>
+                <w:color w:val="1C3A36"/>
+                <w:sz w:val="15"/>
+              </w:rPr>
+              <w:t>LME copper cash, annual average USD/tonne (house commodity reference) — used only as a GROWTH driver for the Cables segment (Cables revenue is genuinely copper-linked; the company DOES disclose tonnage, quarterly, and the series is registered below — an earlier edition of this line said it did not. The model tracks the copper x FX growth rate rather than reconstructing an absolute volume)</w:t>
+            </w:r>
+          </w:p>
+        </w:tc>
+      </w:tr>
+      <w:tr>
+        <w:tc>
+          <w:tcPr>
+            <w:tcW w:type="dxa" w:w="1656"/>
+          </w:tcPr>
+          <w:p>
+            <w:pPr>
+              <w:spacing w:after="20"/>
+            </w:pPr>
+            <w:r>
+              <w:rPr>
+                <w:color w:val="1C3A36"/>
+                <w:sz w:val="15"/>
+              </w:rPr>
+              <w:t>copper fcst</w:t>
+            </w:r>
+          </w:p>
+        </w:tc>
+        <w:tc>
+          <w:tcPr>
+            <w:tcW w:type="dxa" w:w="1368"/>
+          </w:tcPr>
+          <w:p>
+            <w:pPr>
+              <w:spacing w:after="20"/>
+            </w:pPr>
+            <w:r>
+              <w:rPr>
+                <w:color w:val="1C3A36"/>
+                <w:sz w:val="15"/>
+              </w:rPr>
+              <w:t>13,400.0, 14,350.0, 14,708.7, 15,076.5, 15,453.4</w:t>
+            </w:r>
+          </w:p>
+        </w:tc>
+        <w:tc>
+          <w:tcPr>
+            <w:tcW w:type="dxa" w:w="1123"/>
+          </w:tcPr>
+          <w:p>
+            <w:pPr>
+              <w:spacing w:after="20"/>
+            </w:pPr>
+            <w:r>
+              <w:rPr>
+                <w:color w:val="1C3A36"/>
+                <w:sz w:val="15"/>
+              </w:rPr>
+              <w:t>2026-08-05</w:t>
+            </w:r>
+          </w:p>
+        </w:tc>
+        <w:tc>
+          <w:tcPr>
+            <w:tcW w:type="dxa" w:w="5933"/>
+          </w:tcPr>
+          <w:p>
+            <w:pPr>
+              <w:spacing w:after="20"/>
+            </w:pPr>
+            <w:r>
+              <w:rPr>
+                <w:color w:val="1C3A36"/>
+                <w:sz w:val="15"/>
+              </w:rPr>
+              <w:t>LME copper. FY2026 is set at USD 13,400/t, between the Q1-2026 average actually realised and the current cash price of about 14,000 (early August 2026); thereafter the current level is held flat — copper is the largest single input into the Cables segment and a directional view on it would dominate the valuation. The -10% column of the sensitivity carries the mean-reversion case</w:t>
+            </w:r>
+          </w:p>
+        </w:tc>
+      </w:tr>
+    </w:tbl>
+    <w:p>
+      <w:pPr>
+        <w:spacing w:after="40"/>
+      </w:pPr>
+    </w:p>
+    <w:p>
+      <w:pPr>
+        <w:spacing w:after="60" w:before="160"/>
+      </w:pPr>
+      <w:r>
+        <w:rPr>
+          <w:b/>
+          <w:i w:val="0"/>
+          <w:color w:val="1C3A36"/>
+          <w:sz w:val="22"/>
+        </w:rPr>
+        <w:t>Market/Company layer — 1 inputs</w:t>
+      </w:r>
+    </w:p>
+    <w:tbl>
+      <w:tblPr>
+        <w:tblW w:type="auto" w:w="0"/>
+        <w:jc w:val="center"/>
+        <w:tblLook w:firstColumn="1" w:firstRow="1" w:lastColumn="0" w:lastRow="0" w:noHBand="0" w:noVBand="1" w:val="04A0"/>
+        <w:tblLayout w:type="fixed"/>
+        <w:tblCellMar>
+          <w:top w:w="36" w:type="dxa"/>
+          <w:left w:w="80" w:type="dxa"/>
+          <w:bottom w:w="36" w:type="dxa"/>
+          <w:right w:w="80" w:type="dxa"/>
+        </w:tblCellMar>
+        <w:tblBorders>
+          <w:top w:val="single" w:sz="4" w:space="0" w:color="C9D4D1"/>
+          <w:left w:val="single" w:sz="4" w:space="0" w:color="C9D4D1"/>
+          <w:bottom w:val="single" w:sz="4" w:space="0" w:color="C9D4D1"/>
+          <w:right w:val="single" w:sz="4" w:space="0" w:color="C9D4D1"/>
+          <w:insideH w:val="single" w:sz="4" w:space="0" w:color="C9D4D1"/>
+          <w:insideV w:val="single" w:sz="4" w:space="0" w:color="C9D4D1"/>
+        </w:tblBorders>
+        <w:tblLayout w:type="fixed"/>
+      </w:tblPr>
+      <w:tblGrid>
+        <w:gridCol w:w="1656"/>
+        <w:gridCol w:w="1368"/>
+        <w:gridCol w:w="1123"/>
+        <w:gridCol w:w="5933"/>
+      </w:tblGrid>
+      <w:tr>
+        <w:tc>
+          <w:tcPr>
+            <w:tcW w:type="dxa" w:w="1656"/>
+            <w:shd w:val="clear" w:color="auto" w:fill="EAF0EE"/>
+          </w:tcPr>
+          <w:p>
+            <w:pPr>
+              <w:spacing w:after="20"/>
+            </w:pPr>
+            <w:r>
+              <w:rPr>
+                <w:b/>
+                <w:color w:val="1C3A36"/>
+                <w:sz w:val="15"/>
+              </w:rPr>
+              <w:t>Input</w:t>
+            </w:r>
+          </w:p>
+        </w:tc>
+        <w:tc>
+          <w:tcPr>
+            <w:tcW w:type="dxa" w:w="1368"/>
+            <w:shd w:val="clear" w:color="auto" w:fill="EAF0EE"/>
+          </w:tcPr>
+          <w:p>
+            <w:pPr>
+              <w:spacing w:after="20"/>
+            </w:pPr>
+            <w:r>
+              <w:rPr>
+                <w:b/>
+                <w:color w:val="1C3A36"/>
+                <w:sz w:val="15"/>
+              </w:rPr>
+              <w:t>Value</w:t>
+            </w:r>
+          </w:p>
+        </w:tc>
+        <w:tc>
+          <w:tcPr>
+            <w:tcW w:type="dxa" w:w="1123"/>
+            <w:shd w:val="clear" w:color="auto" w:fill="EAF0EE"/>
+          </w:tcPr>
+          <w:p>
+            <w:pPr>
+              <w:spacing w:after="20"/>
+            </w:pPr>
+            <w:r>
+              <w:rPr>
+                <w:b/>
+                <w:color w:val="1C3A36"/>
+                <w:sz w:val="15"/>
+              </w:rPr>
+              <w:t>Date</w:t>
+            </w:r>
+          </w:p>
+        </w:tc>
+        <w:tc>
+          <w:tcPr>
+            <w:tcW w:type="dxa" w:w="5933"/>
+            <w:shd w:val="clear" w:color="auto" w:fill="EAF0EE"/>
+          </w:tcPr>
+          <w:p>
+            <w:pPr>
+              <w:spacing w:after="20"/>
+            </w:pPr>
+            <w:r>
+              <w:rPr>
+                <w:b/>
+                <w:color w:val="1C3A36"/>
+                <w:sz w:val="15"/>
+              </w:rPr>
+              <w:t>Source and construction</w:t>
+            </w:r>
+          </w:p>
+        </w:tc>
+      </w:tr>
+      <w:tr>
+        <w:tc>
+          <w:tcPr>
+            <w:tcW w:type="dxa" w:w="1656"/>
+          </w:tcPr>
+          <w:p>
+            <w:pPr>
+              <w:spacing w:after="20"/>
+            </w:pPr>
+            <w:r>
+              <w:rPr>
+                <w:color w:val="1C3A36"/>
+                <w:sz w:val="15"/>
+              </w:rPr>
+              <w:t>electra mto</w:t>
+            </w:r>
+          </w:p>
+        </w:tc>
+        <w:tc>
+          <w:tcPr>
+            <w:tcW w:type="dxa" w:w="1368"/>
+          </w:tcPr>
+          <w:p>
+            <w:pPr>
+              <w:spacing w:after="20"/>
+            </w:pPr>
+            <w:r>
+              <w:rPr>
+                <w:color w:val="1C3A36"/>
+                <w:sz w:val="15"/>
+              </w:rPr>
+              <w:t>price_usd: 1.05; shares_mn: 427.7; value_usdmn: 449.1; date: 2024-07; stake: 0.1998</w:t>
+            </w:r>
+          </w:p>
+        </w:tc>
+        <w:tc>
+          <w:tcPr>
+            <w:tcW w:type="dxa" w:w="1123"/>
+          </w:tcPr>
+          <w:p>
+            <w:pPr>
+              <w:spacing w:after="20"/>
+            </w:pPr>
+            <w:r>
+              <w:rPr>
+                <w:color w:val="1C3A36"/>
+                <w:sz w:val="15"/>
+              </w:rPr>
+              <w:t>2024-07</w:t>
+            </w:r>
+          </w:p>
+        </w:tc>
+        <w:tc>
+          <w:tcPr>
+            <w:tcW w:type="dxa" w:w="5933"/>
+          </w:tcPr>
+          <w:p>
+            <w:pPr>
+              <w:spacing w:after="20"/>
+            </w:pPr>
+            <w:r>
+              <w:rPr>
+                <w:color w:val="1C3A36"/>
+                <w:sz w:val="15"/>
+              </w:rPr>
+              <w:t>Electra Investment Holding's mandatory tender offer, concluded July 2024: ~427.7mn shares (19.98%) at USD 1.05/share, ~USD 449mn. Recorded as the last known price at which a strategic buyer cleared a fifth of the company. NOT used as a valuation anchor: it is two years stale and struck before the earnings base grew materially. Electra's stake has since drifted down to 18.87% (31-Dec-2025) as shares were placed into the float</w:t>
             </w:r>
           </w:p>
         </w:tc>

--- a/engine/swdy_study/SWDY_Bibliography_10-09-2026.docx
+++ b/engine/swdy_study/SWDY_Bibliography_10-09-2026.docx
@@ -901,7 +901,7 @@
                 <w:color w:val="1C3A36"/>
                 <w:sz w:val="16"/>
               </w:rPr>
-              <w:t>21 July 2026, re-verified 5 August 2026</w:t>
+              <w:t>21 July 2026, re-verified 5 August 2026 — the rate reading is that date and is NOT the valuation anchor</w:t>
             </w:r>
           </w:p>
         </w:tc>
@@ -1024,7 +1024,7 @@
                 <w:color w:val="1C3A36"/>
                 <w:sz w:val="16"/>
               </w:rPr>
-              <w:t>Supplied price series</w:t>
+              <w:t>engine/raw_ohlc/EG/SWDY.csv — the repository price library, the same series every other name in this book is struck on</w:t>
             </w:r>
           </w:p>
         </w:tc>
@@ -1041,7 +1041,7 @@
                 <w:color w:val="1C3A36"/>
                 <w:sz w:val="16"/>
               </w:rPr>
-              <w:t>to 5 August 2026</w:t>
+              <w:t>read to 2026-09-03, the valuation date</w:t>
             </w:r>
           </w:p>
         </w:tc>
@@ -1058,7 +1058,7 @@
                 <w:color w:val="1C3A36"/>
                 <w:sz w:val="16"/>
               </w:rPr>
-              <w:t>The anchor price, the volatility estimate, the moving-average structure, the beta regression and the price distributions</w:t>
+              <w:t>The anchor price, the volatility estimate, the moving-average structure, the beta regression and the price distributions. A study-local copy of this series was read in earlier editions and is withdrawn: it ended 5 August 2026 at 105.20 against a library close of 130.00 on the valuation date</w:t>
             </w:r>
           </w:p>
         </w:tc>
@@ -18037,7 +18037,7 @@
                 <w:color w:val="1C3A36"/>
                 <w:sz w:val="15"/>
               </w:rPr>
-              <w:t>The comparison price is dated 5 August 2026; comparing an end-2025 value to it would leave seven months of accretion out of the comparison — an external review flagged the omission and it was accepted</w:t>
+              <w:t>The comparison price is dated 2026-09-03; comparing an end-2025 value to it would leave seven months of accretion out of the comparison — an external review flagged the omission and it was accepted</w:t>
             </w:r>
           </w:p>
         </w:tc>
@@ -18700,7 +18700,7 @@
                 <w:color w:val="1C3A36"/>
                 <w:sz w:val="15"/>
               </w:rPr>
-              <w:t>Not disclosed. The company reports only segment revenue (Note 5-3) and segment profit (Note 16) — no volumes, prices or backlog</w:t>
+              <w:t>Not disclosed IN THE FILINGS. The company reports only segment revenue (Note 5-3) and segment profit (Note 16) — no volumes, prices or backlog. Its own quarterly earnings releases DO carry cable tonnage and an engineering backlog, and those are read; they are the issuer's own publications but they are not audited</w:t>
             </w:r>
           </w:p>
         </w:tc>
@@ -18717,7 +18717,7 @@
                 <w:color w:val="1C3A36"/>
                 <w:sz w:val="15"/>
               </w:rPr>
-              <w:t>The forecast is built as a taper on each segment's own recent revenue CAGR and, for Cables, a copper-price and FX-translation driver, rather than a reconstructed unit model</w:t>
+              <w:t>Cables is built on the disclosed tonnage series times a copper and currency pass-through measured out of the segment's own audited revenue per tonne — a unit model, on an unaudited issuer disclosure, labelled as such. Constructions and Electrical products taper on their own recent revenue CAGR, because the releases disclose no burn profile for the backlog and the segment aggregates products that no filing splits</w:t>
             </w:r>
           </w:p>
         </w:tc>
@@ -18876,7 +18876,7 @@
                 <w:color w:val="1C3A36"/>
                 <w:sz w:val="15"/>
               </w:rPr>
-              <w:t>Not used. The study's anchor is the closing price on 5 August 2026 and no narrative is attached to the move</w:t>
+              <w:t>Not used. The study's anchor is the closing price on 2026-09-03 and no narrative is attached to the move</w:t>
             </w:r>
           </w:p>
         </w:tc>

--- a/engine/swdy_study/SWDY_Bibliography_10-09-2026.docx
+++ b/engine/swdy_study/SWDY_Bibliography_10-09-2026.docx
@@ -14086,7 +14086,7 @@
           <w:color w:val="1C3A36"/>
           <w:sz w:val="22"/>
         </w:rPr>
-        <w:t>House layer — 27 inputs</w:t>
+        <w:t>House layer — 28 inputs</w:t>
       </w:r>
     </w:p>
     <w:tbl>
@@ -14279,7 +14279,7 @@
                 <w:color w:val="1C3A36"/>
                 <w:sz w:val="15"/>
               </w:rPr>
-              <w:t>fx path</w:t>
+              <w:t>fx depreciation path</w:t>
             </w:r>
           </w:p>
         </w:tc>
@@ -14296,7 +14296,7 @@
                 <w:color w:val="1C3A36"/>
                 <w:sz w:val="15"/>
               </w:rPr>
-              <w:t>51, 54, 57.5, 61, 64.5</w:t>
+              <w:t>0.1317, 0.0927, 0.0634, 0.0488, 0.0439</w:t>
             </w:r>
           </w:p>
         </w:tc>
@@ -14313,7 +14313,7 @@
                 <w:color w:val="1C3A36"/>
                 <w:sz w:val="15"/>
               </w:rPr>
-              <w:t>2026-08-05</w:t>
+              <w:t>2026-09-13</w:t>
             </w:r>
           </w:p>
         </w:tc>
@@ -14330,7 +14330,7 @@
                 <w:color w:val="1C3A36"/>
                 <w:sz w:val="15"/>
               </w:rPr>
-              <w:t>USD/EGP average-rate path, about 6%/yr of depreciation from the FY2025 average of 49.5. Used as a genuine driver of the Cables segment's copper-linked growth and of the currency-of-discounting alternative — not a translation convenience. DELIBERATELY BELOW covered-interest parity, which on the roughly 22% pound rate against a ~4-5% dollar rate implies materially faster depreciation; the base case assumes disinflation closes most of that gap. The parity case is carried as an explicit sensitivity</w:t>
+              <w:t>Relative-purchasing-power depreciation ladder for the pound, READ from the house Egyptian macro path: its own inflation ladder against long-run US inflation, never set by hand. This is the shape the currency path below is built on; the base is the company's own realised FY2025 average rate</w:t>
             </w:r>
           </w:p>
         </w:tc>
@@ -14349,7 +14349,7 @@
                 <w:color w:val="1C3A36"/>
                 <w:sz w:val="15"/>
               </w:rPr>
-              <w:t>tax rate retired</w:t>
+              <w:t>fx path</w:t>
             </w:r>
           </w:p>
         </w:tc>
@@ -14366,7 +14366,7 @@
                 <w:color w:val="1C3A36"/>
                 <w:sz w:val="15"/>
               </w:rPr>
-              <w:t>0.259</w:t>
+              <w:t>53.9711, 58.9733, 62.7131, 65.7723, 68.6598</w:t>
             </w:r>
           </w:p>
         </w:tc>
@@ -14383,7 +14383,7 @@
                 <w:color w:val="1C3A36"/>
                 <w:sz w:val="15"/>
               </w:rPr>
-              <w:t>2026-08-05</w:t>
+              <w:t>2026-09-13</w:t>
             </w:r>
           </w:p>
         </w:tc>
@@ -14400,7 +14400,7 @@
                 <w:color w:val="1C3A36"/>
                 <w:sz w:val="15"/>
               </w:rPr>
-              <w:t>The house tax assumption this study RETIRED: 25.9%, replaced by the rate the audited statements actually charge. Registered rather than typed into prose, because a study that cites what it changed is asserting that figure too</w:t>
+              <w:t>USD/EGP average-rate path, DERIVED and never set by hand: the company's own realised FY2025 average rate of 47.69 from the audited statements, escalated on the house Egyptian macro path's relative-purchasing-power depreciation ladder, registered as its own input beside this one, which is derived in turn from that path's own inflation against long-run US inflation. Used as a genuine driver of the Cables segment's copper-linked revenue and of the currency-of-discounting alternative, not a translation convenience. THE RETIRED PATH ran a flat ~6% a year: deliberately below covered-interest parity on the view that disinflation would close most of the differential, but escalating costs at the full house inflation beside it made the pound appreciate in real terms for ever with nothing saying so. The parity case is still carried as an explicit sensitivity</w:t>
             </w:r>
           </w:p>
         </w:tc>
@@ -14419,7 +14419,7 @@
                 <w:color w:val="1C3A36"/>
                 <w:sz w:val="15"/>
               </w:rPr>
-              <w:t>corp load reversion</w:t>
+              <w:t>tax rate retired</w:t>
             </w:r>
           </w:p>
         </w:tc>
@@ -14436,7 +14436,7 @@
                 <w:color w:val="1C3A36"/>
                 <w:sz w:val="15"/>
               </w:rPr>
-              <w:t>0.0455, 0.0465, 0.0475, 0.0475, 0.0485</w:t>
+              <w:t>0.259</w:t>
             </w:r>
           </w:p>
         </w:tc>
@@ -14453,7 +14453,7 @@
                 <w:color w:val="1C3A36"/>
                 <w:sz w:val="15"/>
               </w:rPr>
-              <w:t>2026-08-07</w:t>
+              <w:t>2026-08-05</w:t>
             </w:r>
           </w:p>
         </w:tc>
@@ -14470,7 +14470,7 @@
                 <w:color w:val="1C3A36"/>
                 <w:sz w:val="15"/>
               </w:rPr>
-              <w:t>THE RETIRED PATH, kept because it is this study's most consequential contested judgement and the depth bar requires such a judgement to be computed BOTH WAYS and published side by side rather than averaged. It glides the load from FY2025's level toward the FY2023-24 average of about 5.0%</w:t>
+              <w:t>The house tax assumption this study RETIRED: 25.9%, replaced by the rate the audited statements actually charge. Registered rather than typed into prose, because a study that cites what it changed is asserting that figure too</w:t>
             </w:r>
           </w:p>
         </w:tc>
@@ -14489,6 +14489,76 @@
                 <w:color w:val="1C3A36"/>
                 <w:sz w:val="15"/>
               </w:rPr>
+              <w:t>corp load reversion</w:t>
+            </w:r>
+          </w:p>
+        </w:tc>
+        <w:tc>
+          <w:tcPr>
+            <w:tcW w:type="dxa" w:w="1368"/>
+          </w:tcPr>
+          <w:p>
+            <w:pPr>
+              <w:spacing w:after="20"/>
+            </w:pPr>
+            <w:r>
+              <w:rPr>
+                <w:color w:val="1C3A36"/>
+                <w:sz w:val="15"/>
+              </w:rPr>
+              <w:t>0.0455, 0.0465, 0.0475, 0.0475, 0.0485</w:t>
+            </w:r>
+          </w:p>
+        </w:tc>
+        <w:tc>
+          <w:tcPr>
+            <w:tcW w:type="dxa" w:w="1123"/>
+          </w:tcPr>
+          <w:p>
+            <w:pPr>
+              <w:spacing w:after="20"/>
+            </w:pPr>
+            <w:r>
+              <w:rPr>
+                <w:color w:val="1C3A36"/>
+                <w:sz w:val="15"/>
+              </w:rPr>
+              <w:t>2026-08-07</w:t>
+            </w:r>
+          </w:p>
+        </w:tc>
+        <w:tc>
+          <w:tcPr>
+            <w:tcW w:type="dxa" w:w="5933"/>
+          </w:tcPr>
+          <w:p>
+            <w:pPr>
+              <w:spacing w:after="20"/>
+            </w:pPr>
+            <w:r>
+              <w:rPr>
+                <w:color w:val="1C3A36"/>
+                <w:sz w:val="15"/>
+              </w:rPr>
+              <w:t>THE RETIRED PATH, kept because it is this study's most consequential contested judgement and the depth bar requires such a judgement to be computed BOTH WAYS and published side by side rather than averaged. It glides the load from FY2025's level toward the FY2023-24 average of about 5.0%</w:t>
+            </w:r>
+          </w:p>
+        </w:tc>
+      </w:tr>
+      <w:tr>
+        <w:tc>
+          <w:tcPr>
+            <w:tcW w:type="dxa" w:w="1656"/>
+          </w:tcPr>
+          <w:p>
+            <w:pPr>
+              <w:spacing w:after="20"/>
+            </w:pPr>
+            <w:r>
+              <w:rPr>
+                <w:color w:val="1C3A36"/>
+                <w:sz w:val="15"/>
+              </w:rPr>
               <w:t>unit price inflation</w:t>
             </w:r>
           </w:p>
@@ -14540,7 +14610,7 @@
                 <w:color w:val="1C3A36"/>
                 <w:sz w:val="15"/>
               </w:rPr>
-              <w:t>Retained input, no longer consumed by the segment build (kept for downstream compatibility)</w:t>
+              <w:t>RETIRED — not used, and consumed by no formula in this study. The segment build carries margins directly rather than escalating a unit price, so this array drives nothing. Retained for comparison with the editions that did read it, and declared to the macro-coherence record as retired rather than removed</w:t>
             </w:r>
           </w:p>
         </w:tc>

--- a/engine/swdy_study/SWDY_Bibliography_10-09-2026.docx
+++ b/engine/swdy_study/SWDY_Bibliography_10-09-2026.docx
@@ -1024,7 +1024,7 @@
                 <w:color w:val="1C3A36"/>
                 <w:sz w:val="16"/>
               </w:rPr>
-              <w:t>engine/raw_ohlc/EG/SWDY.csv — the repository price library, the same series every other name in this book is struck on</w:t>
+              <w:t>This desk's own daily price library for the Egyptian Exchange — the same series every other name in this book is struck on</w:t>
             </w:r>
           </w:p>
         </w:tc>

--- a/engine/swdy_study/SWDY_Bibliography_10-09-2026.docx
+++ b/engine/swdy_study/SWDY_Bibliography_10-09-2026.docx
@@ -797,6 +797,76 @@
                 <w:color w:val="1C3A36"/>
                 <w:sz w:val="16"/>
               </w:rPr>
+              <w:t>Condensed interim consolidated financial statements for the six months ended 30 June 2026 (limited review), KPMG Hazem Hassan</w:t>
+            </w:r>
+          </w:p>
+        </w:tc>
+        <w:tc>
+          <w:tcPr>
+            <w:tcW w:type="dxa" w:w="1800"/>
+          </w:tcPr>
+          <w:p>
+            <w:pPr>
+              <w:spacing w:after="20"/>
+            </w:pPr>
+            <w:r>
+              <w:rPr>
+                <w:color w:val="1C3A36"/>
+                <w:sz w:val="16"/>
+              </w:rPr>
+              <w:t>Elsewedy Electric Company</w:t>
+            </w:r>
+          </w:p>
+        </w:tc>
+        <w:tc>
+          <w:tcPr>
+            <w:tcW w:type="dxa" w:w="1368"/>
+          </w:tcPr>
+          <w:p>
+            <w:pPr>
+              <w:spacing w:after="20"/>
+            </w:pPr>
+            <w:r>
+              <w:rPr>
+                <w:color w:val="1C3A36"/>
+                <w:sz w:val="16"/>
+              </w:rPr>
+              <w:t>11 August 2026</w:t>
+            </w:r>
+          </w:p>
+        </w:tc>
+        <w:tc>
+          <w:tcPr>
+            <w:tcW w:type="dxa" w:w="4680"/>
+          </w:tcPr>
+          <w:p>
+            <w:pPr>
+              <w:spacing w:after="20"/>
+            </w:pPr>
+            <w:r>
+              <w:rPr>
+                <w:color w:val="1C3A36"/>
+                <w:sz w:val="16"/>
+              </w:rPr>
+              <w:t>H1-2026 income statement with H1-2025 comparatives; balance sheet at 30 June 2026; three-segment revenue and segment profit note — the disclosure the three segment margin paths and the FY2026 segment growth rates are RE-ANCHORED on; minority share of profit and of equity; the employees' statutory share for the half; capital expenditure for the half. The most recent disclosure this study reads</w:t>
+            </w:r>
+          </w:p>
+        </w:tc>
+      </w:tr>
+      <w:tr>
+        <w:tc>
+          <w:tcPr>
+            <w:tcW w:type="dxa" w:w="2232"/>
+          </w:tcPr>
+          <w:p>
+            <w:pPr>
+              <w:spacing w:after="20"/>
+            </w:pPr>
+            <w:r>
+              <w:rPr>
+                <w:color w:val="1C3A36"/>
+                <w:sz w:val="16"/>
+              </w:rPr>
               <w:t>Country risk premium and default spread file</w:t>
             </w:r>
           </w:p>
@@ -15853,7 +15923,7 @@
                 <w:color w:val="1C3A36"/>
                 <w:sz w:val="15"/>
               </w:rPr>
-              <w:t>2026-08-07</w:t>
+              <w:t>2026-09-13</w:t>
             </w:r>
           </w:p>
         </w:tc>
@@ -15870,7 +15940,7 @@
                 <w:color w:val="1C3A36"/>
                 <w:sz w:val="15"/>
               </w:rPr>
-              <w:t>Days from the DCF's construction date (31 Dec 2025, the audited balance-sheet date the bridge is built on) to the anchor date 5 Aug 2026. All lens values are rolled to the anchor at the cost of equity, net of the EGP 1.85 FY2025 dividend paid inside the window — added after external critique correctly noted the model was dated 31-Dec-2025 while the comparison price was dated 5-Aug-2026, breaching the study's own one-date rule by ~7 months of accretion</w:t>
+              <w:t>Days from the DCF's construction date (31 Dec 2025, the audited balance-sheet date the bridge is built on) to the anchor date of 3 Sep 2026 — the study's valuation date, and the close the fair value is measured against. All lens values are rolled to the anchor at the cost of equity, net of the FY2025 dividend paid inside the window, which is itself carried forward to the anchor rather than deducted at its ex-date. Added after external critique correctly noted the model was dated 31-Dec-2025 while the comparison price was seven months later, breaching the study's own one-date rule by that much accretion</w:t>
             </w:r>
           </w:p>
         </w:tc>
